--- a/public/assets/files/stacjonarne/WG1.docx
+++ b/public/assets/files/stacjonarne/WG1.docx
@@ -522,6 +522,7 @@
                 <w:i w:val="0"/>
                 <w:sz w:val="22"/>
               </w:rPr>
+              <w:t>I</w:t>
             </w:r>
           </w:p>
         </w:tc>
@@ -559,6 +560,7 @@
                 <w:i w:val="0"/>
                 <w:sz w:val="22"/>
               </w:rPr>
+              <w:t>obligatoryjny</w:t>
             </w:r>
           </w:p>
         </w:tc>

--- a/public/assets/files/stacjonarne/WG1.docx
+++ b/public/assets/files/stacjonarne/WG1.docx
@@ -680,12 +680,22 @@
         <w:tblW w:w="5000" w:type="pct"/>
       </w:tblPr>
       <w:tblGrid>
-        <w:gridCol w:w="9972"/>
+        <w:gridCol w:w="997"/>
+        <w:gridCol w:w="997"/>
+        <w:gridCol w:w="997"/>
+        <w:gridCol w:w="997"/>
+        <w:gridCol w:w="997"/>
+        <w:gridCol w:w="997"/>
+        <w:gridCol w:w="997"/>
+        <w:gridCol w:w="997"/>
+        <w:gridCol w:w="997"/>
+        <w:gridCol w:w="997"/>
       </w:tblGrid>
       <w:tr>
         <w:tc>
           <w:tcPr>
-            <w:tcW w:type="dxa" w:w="9972"/>
+            <w:tcW w:type="dxa" w:w="9970"/>
+            <w:gridSpan w:val="10"/>
             <w:shd w:val="clear" w:color="auto" w:fill="D9D9D9"/>
           </w:tcPr>
           <w:p>
@@ -704,31 +714,34 @@
           </w:p>
         </w:tc>
       </w:tr>
-    </w:tbl>
-    <w:tbl>
-      <w:tblPr>
-        <w:tblW w:type="auto" w:w="0"/>
-        <w:tblLook w:firstColumn="1" w:firstRow="1" w:lastColumn="0" w:lastRow="0" w:noHBand="0" w:noVBand="1" w:val="04A0"/>
-        <w:tblBorders>
-          <w:top w:val="single" w:sz="4" w:space="0" w:color="000000"/>
-          <w:left w:val="single" w:sz="4" w:space="0" w:color="000000"/>
-          <w:bottom w:val="single" w:sz="4" w:space="0" w:color="000000"/>
-          <w:right w:val="single" w:sz="4" w:space="0" w:color="000000"/>
-          <w:insideH w:val="single" w:sz="4" w:space="0" w:color="000000"/>
-          <w:insideV w:val="single" w:sz="4" w:space="0" w:color="000000"/>
-        </w:tblBorders>
-        <w:tblW w:w="5000" w:type="pct"/>
-      </w:tblPr>
-      <w:tblGrid>
-        <w:gridCol w:w="2493"/>
-        <w:gridCol w:w="2493"/>
-        <w:gridCol w:w="2493"/>
-        <w:gridCol w:w="2493"/>
-      </w:tblGrid>
       <w:tr>
         <w:tc>
           <w:tcPr>
-            <w:tcW w:type="dxa" w:w="2493"/>
+            <w:tcW w:type="dxa" w:w="9970"/>
+            <w:gridSpan w:val="10"/>
+            <w:shd w:val="clear" w:color="auto" w:fill="D9D9D9"/>
+          </w:tcPr>
+          <w:p>
+            <w:pPr>
+              <w:spacing w:before="20" w:after="20"/>
+            </w:pPr>
+            <w:r>
+              <w:rPr>
+                <w:rFonts w:ascii="Aptos" w:hAnsi="Aptos"/>
+                <w:b w:val="0"/>
+                <w:i w:val="0"/>
+                <w:sz w:val="16"/>
+              </w:rPr>
+              <w:t>Wymiar godzinowy (liczba godzin w semestrze)</w:t>
+            </w:r>
+          </w:p>
+        </w:tc>
+      </w:tr>
+      <w:tr>
+        <w:tc>
+          <w:tcPr>
+            <w:tcW w:type="dxa" w:w="1994"/>
+            <w:gridSpan w:val="2"/>
             <w:shd w:val="clear" w:color="auto" w:fill="D9D9D9"/>
           </w:tcPr>
           <w:p>
@@ -748,7 +761,8 @@
         </w:tc>
         <w:tc>
           <w:tcPr>
-            <w:tcW w:type="dxa" w:w="2493"/>
+            <w:tcW w:type="dxa" w:w="2991"/>
+            <w:gridSpan w:val="3"/>
             <w:shd w:val="clear" w:color="auto" w:fill="D9D9D9"/>
           </w:tcPr>
           <w:p>
@@ -768,7 +782,8 @@
         </w:tc>
         <w:tc>
           <w:tcPr>
-            <w:tcW w:type="dxa" w:w="2493"/>
+            <w:tcW w:type="dxa" w:w="2991"/>
+            <w:gridSpan w:val="3"/>
             <w:shd w:val="clear" w:color="auto" w:fill="D9D9D9"/>
           </w:tcPr>
           <w:p>
@@ -788,7 +803,8 @@
         </w:tc>
         <w:tc>
           <w:tcPr>
-            <w:tcW w:type="dxa" w:w="2493"/>
+            <w:tcW w:type="dxa" w:w="1994"/>
+            <w:gridSpan w:val="2"/>
             <w:shd w:val="clear" w:color="auto" w:fill="D9D9D9"/>
           </w:tcPr>
           <w:p>
@@ -810,7 +826,8 @@
       <w:tr>
         <w:tc>
           <w:tcPr>
-            <w:tcW w:type="dxa" w:w="2493"/>
+            <w:tcW w:type="dxa" w:w="1994"/>
+            <w:gridSpan w:val="2"/>
           </w:tcPr>
           <w:p>
             <w:pPr>
@@ -829,7 +846,8 @@
         </w:tc>
         <w:tc>
           <w:tcPr>
-            <w:tcW w:type="dxa" w:w="2493"/>
+            <w:tcW w:type="dxa" w:w="2991"/>
+            <w:gridSpan w:val="3"/>
           </w:tcPr>
           <w:p>
             <w:pPr>
@@ -848,7 +866,8 @@
         </w:tc>
         <w:tc>
           <w:tcPr>
-            <w:tcW w:type="dxa" w:w="2493"/>
+            <w:tcW w:type="dxa" w:w="2991"/>
+            <w:gridSpan w:val="3"/>
           </w:tcPr>
           <w:p>
             <w:pPr>
@@ -867,7 +886,8 @@
         </w:tc>
         <w:tc>
           <w:tcPr>
-            <w:tcW w:type="dxa" w:w="2493"/>
+            <w:tcW w:type="dxa" w:w="1994"/>
+            <w:gridSpan w:val="2"/>
           </w:tcPr>
           <w:p>
             <w:pPr>
@@ -885,30 +905,34 @@
           </w:p>
         </w:tc>
       </w:tr>
-    </w:tbl>
-    <w:tbl>
-      <w:tblPr>
-        <w:tblW w:type="auto" w:w="0"/>
-        <w:tblLook w:firstColumn="1" w:firstRow="1" w:lastColumn="0" w:lastRow="0" w:noHBand="0" w:noVBand="1" w:val="04A0"/>
-        <w:tblBorders>
-          <w:top w:val="single" w:sz="4" w:space="0" w:color="000000"/>
-          <w:left w:val="single" w:sz="4" w:space="0" w:color="000000"/>
-          <w:bottom w:val="single" w:sz="4" w:space="0" w:color="000000"/>
-          <w:right w:val="single" w:sz="4" w:space="0" w:color="000000"/>
-          <w:insideH w:val="single" w:sz="4" w:space="0" w:color="000000"/>
-          <w:insideV w:val="single" w:sz="4" w:space="0" w:color="000000"/>
-        </w:tblBorders>
-        <w:tblW w:w="5000" w:type="pct"/>
-      </w:tblPr>
-      <w:tblGrid>
-        <w:gridCol w:w="3324"/>
-        <w:gridCol w:w="3324"/>
-        <w:gridCol w:w="3324"/>
-      </w:tblGrid>
       <w:tr>
         <w:tc>
           <w:tcPr>
-            <w:tcW w:type="dxa" w:w="3324"/>
+            <w:tcW w:type="dxa" w:w="9970"/>
+            <w:gridSpan w:val="10"/>
+            <w:shd w:val="clear" w:color="auto" w:fill="D9D9D9"/>
+          </w:tcPr>
+          <w:p>
+            <w:pPr>
+              <w:spacing w:before="20" w:after="20"/>
+            </w:pPr>
+            <w:r>
+              <w:rPr>
+                <w:rFonts w:ascii="Aptos" w:hAnsi="Aptos"/>
+                <w:b/>
+                <w:i w:val="0"/>
+                <w:sz w:val="22"/>
+              </w:rPr>
+              <w:t>Bilans ECTS</w:t>
+            </w:r>
+          </w:p>
+        </w:tc>
+      </w:tr>
+      <w:tr>
+        <w:tc>
+          <w:tcPr>
+            <w:tcW w:type="dxa" w:w="4985"/>
+            <w:gridSpan w:val="5"/>
             <w:shd w:val="clear" w:color="auto" w:fill="D9D9D9"/>
           </w:tcPr>
           <w:p>
@@ -928,7 +952,8 @@
         </w:tc>
         <w:tc>
           <w:tcPr>
-            <w:tcW w:type="dxa" w:w="3324"/>
+            <w:tcW w:type="dxa" w:w="2991"/>
+            <w:gridSpan w:val="3"/>
             <w:shd w:val="clear" w:color="auto" w:fill="D9D9D9"/>
           </w:tcPr>
           <w:p>
@@ -948,7 +973,8 @@
         </w:tc>
         <w:tc>
           <w:tcPr>
-            <w:tcW w:type="dxa" w:w="3324"/>
+            <w:tcW w:type="dxa" w:w="1994"/>
+            <w:gridSpan w:val="2"/>
             <w:shd w:val="clear" w:color="auto" w:fill="D9D9D9"/>
           </w:tcPr>
           <w:p>
@@ -970,7 +996,8 @@
       <w:tr>
         <w:tc>
           <w:tcPr>
-            <w:tcW w:type="dxa" w:w="3324"/>
+            <w:tcW w:type="dxa" w:w="4985"/>
+            <w:gridSpan w:val="5"/>
           </w:tcPr>
           <w:p>
             <w:pPr>
@@ -989,7 +1016,8 @@
         </w:tc>
         <w:tc>
           <w:tcPr>
-            <w:tcW w:type="dxa" w:w="3324"/>
+            <w:tcW w:type="dxa" w:w="2991"/>
+            <w:gridSpan w:val="3"/>
           </w:tcPr>
           <w:p>
             <w:pPr>
@@ -1008,7 +1036,8 @@
         </w:tc>
         <w:tc>
           <w:tcPr>
-            <w:tcW w:type="dxa" w:w="3324"/>
+            <w:tcW w:type="dxa" w:w="1994"/>
+            <w:gridSpan w:val="2"/>
           </w:tcPr>
           <w:p>
             <w:pPr>
@@ -1029,7 +1058,8 @@
       <w:tr>
         <w:tc>
           <w:tcPr>
-            <w:tcW w:type="dxa" w:w="3324"/>
+            <w:tcW w:type="dxa" w:w="4985"/>
+            <w:gridSpan w:val="5"/>
           </w:tcPr>
           <w:p>
             <w:pPr>
@@ -1048,7 +1078,8 @@
         </w:tc>
         <w:tc>
           <w:tcPr>
-            <w:tcW w:type="dxa" w:w="3324"/>
+            <w:tcW w:type="dxa" w:w="2991"/>
+            <w:gridSpan w:val="3"/>
           </w:tcPr>
           <w:p>
             <w:pPr>
@@ -1067,7 +1098,8 @@
         </w:tc>
         <w:tc>
           <w:tcPr>
-            <w:tcW w:type="dxa" w:w="3324"/>
+            <w:tcW w:type="dxa" w:w="1994"/>
+            <w:gridSpan w:val="2"/>
           </w:tcPr>
           <w:p>
             <w:pPr>
@@ -1088,7 +1120,29 @@
       <w:tr>
         <w:tc>
           <w:tcPr>
-            <w:tcW w:type="dxa" w:w="3324"/>
+            <w:tcW w:type="dxa" w:w="4985"/>
+            <w:gridSpan w:val="5"/>
+            <w:shd w:val="clear" w:color="auto" w:fill="D9D9D9"/>
+          </w:tcPr>
+          <w:p>
+            <w:pPr>
+              <w:spacing w:before="20" w:after="20"/>
+            </w:pPr>
+            <w:r>
+              <w:rPr>
+                <w:rFonts w:ascii="Aptos" w:hAnsi="Aptos"/>
+                <w:b/>
+                <w:i w:val="0"/>
+                <w:sz w:val="16"/>
+              </w:rPr>
+              <w:t>Opis samodzielnej pracy studenta</w:t>
+            </w:r>
+          </w:p>
+        </w:tc>
+        <w:tc>
+          <w:tcPr>
+            <w:tcW w:type="dxa" w:w="4985"/>
+            <w:gridSpan w:val="5"/>
           </w:tcPr>
           <w:p>
             <w:pPr>
@@ -1101,45 +1155,7 @@
                 <w:i w:val="0"/>
                 <w:sz w:val="22"/>
               </w:rPr>
-              <w:t>Suma</w:t>
-            </w:r>
-          </w:p>
-        </w:tc>
-        <w:tc>
-          <w:tcPr>
-            <w:tcW w:type="dxa" w:w="3324"/>
-          </w:tcPr>
-          <w:p>
-            <w:pPr>
-              <w:spacing w:before="20" w:after="20"/>
-            </w:pPr>
-            <w:r>
-              <w:rPr>
-                <w:rFonts w:ascii="Aptos" w:hAnsi="Aptos"/>
-                <w:b w:val="0"/>
-                <w:i w:val="0"/>
-                <w:sz w:val="22"/>
-              </w:rPr>
-              <w:t>125</w:t>
-            </w:r>
-          </w:p>
-        </w:tc>
-        <w:tc>
-          <w:tcPr>
-            <w:tcW w:type="dxa" w:w="3324"/>
-          </w:tcPr>
-          <w:p>
-            <w:pPr>
-              <w:spacing w:before="20" w:after="20"/>
-            </w:pPr>
-            <w:r>
-              <w:rPr>
-                <w:rFonts w:ascii="Aptos" w:hAnsi="Aptos"/>
-                <w:b w:val="0"/>
-                <w:i w:val="0"/>
-                <w:sz w:val="22"/>
-              </w:rPr>
-              <w:t>0</w:t>
+              <w:t>Projektowanie i wytwarzanie gry w Unreal Engine; programowanie mechanik rozgrywki; praca w grupie projektowej; przygotowanie prezentacji projektu.</w:t>
             </w:r>
           </w:p>
         </w:tc>
@@ -1250,7 +1266,97 @@
           <w:tcPr>
             <w:tcW w:type="dxa" w:w="9972"/>
           </w:tcPr>
-          <w:p/>
+          <w:p>
+            <w:pPr>
+              <w:spacing w:before="20" w:after="20"/>
+            </w:pPr>
+            <w:r>
+              <w:rPr>
+                <w:rFonts w:ascii="Aptos" w:hAnsi="Aptos"/>
+                <w:b/>
+                <w:sz w:val="22"/>
+              </w:rPr>
+              <w:t>Wykład:</w:t>
+            </w:r>
+          </w:p>
+          <w:p>
+            <w:pPr>
+              <w:spacing w:before="20" w:after="20"/>
+            </w:pPr>
+            <w:r>
+              <w:rPr>
+                <w:rFonts w:ascii="Aptos" w:hAnsi="Aptos"/>
+                <w:b w:val="0"/>
+                <w:sz w:val="22"/>
+              </w:rPr>
+              <w:t>• wykład z prezentacją multimedialną</w:t>
+            </w:r>
+          </w:p>
+          <w:p>
+            <w:pPr>
+              <w:spacing w:before="20" w:after="20"/>
+            </w:pPr>
+            <w:r>
+              <w:rPr>
+                <w:rFonts w:ascii="Aptos" w:hAnsi="Aptos"/>
+                <w:b w:val="0"/>
+                <w:sz w:val="22"/>
+              </w:rPr>
+              <w:t>• wykład konwersatoryjny (z elementami dyskusji)</w:t>
+            </w:r>
+          </w:p>
+          <w:p>
+            <w:pPr>
+              <w:spacing w:before="20" w:after="20"/>
+            </w:pPr>
+            <w:r>
+              <w:rPr>
+                <w:rFonts w:ascii="Aptos" w:hAnsi="Aptos"/>
+                <w:b/>
+                <w:sz w:val="22"/>
+              </w:rPr>
+              <w:t>Ćwiczenia / Laboratorium:</w:t>
+            </w:r>
+          </w:p>
+          <w:p>
+            <w:pPr>
+              <w:spacing w:before="20" w:after="20"/>
+            </w:pPr>
+            <w:r>
+              <w:rPr>
+                <w:rFonts w:ascii="Aptos" w:hAnsi="Aptos"/>
+                <w:b w:val="0"/>
+                <w:sz w:val="22"/>
+              </w:rPr>
+              <w:t>• metoda projektów (projekt praktyczny)</w:t>
+            </w:r>
+          </w:p>
+          <w:p>
+            <w:pPr>
+              <w:spacing w:before="20" w:after="20"/>
+            </w:pPr>
+            <w:r>
+              <w:rPr>
+                <w:rFonts w:ascii="Aptos" w:hAnsi="Aptos"/>
+                <w:b w:val="0"/>
+                <w:sz w:val="22"/>
+              </w:rPr>
+              <w:t>• praca w grupach</w:t>
+            </w:r>
+          </w:p>
+          <w:p>
+            <w:pPr>
+              <w:spacing w:before="20" w:after="20"/>
+            </w:pPr>
+            <w:r>
+              <w:rPr>
+                <w:rFonts w:ascii="Aptos" w:hAnsi="Aptos"/>
+                <w:b w:val="0"/>
+                <w:sz w:val="22"/>
+              </w:rPr>
+              <w:t>• burza mózgów</w:t>
+            </w:r>
+          </w:p>
         </w:tc>
       </w:tr>
     </w:tbl>
@@ -1499,189 +1605,10 @@
             <w:r>
               <w:rPr>
                 <w:rFonts w:ascii="Aptos" w:hAnsi="Aptos"/>
+                <w:b w:val="0"/>
+                <w:i w:val="0"/>
                 <w:sz w:val="22"/>
               </w:rPr>
-              <w:t>1. wykład z elementami dyskusji z prezentacją multimedialną, wykład zaproszony</w:t>
-            </w:r>
-          </w:p>
-          <w:p>
-            <w:pPr>
-              <w:spacing w:before="20" w:after="20"/>
-            </w:pPr>
-            <w:r>
-              <w:rPr>
-                <w:rFonts w:ascii="Aptos" w:hAnsi="Aptos"/>
-                <w:sz w:val="22"/>
-              </w:rPr>
-              <w:t>2. burza mózgów</w:t>
-            </w:r>
-          </w:p>
-          <w:p>
-            <w:pPr>
-              <w:spacing w:before="20" w:after="20"/>
-            </w:pPr>
-            <w:r>
-              <w:rPr>
-                <w:rFonts w:ascii="Aptos" w:hAnsi="Aptos"/>
-                <w:sz w:val="22"/>
-              </w:rPr>
-              <w:t>3. rozwiązywanie zadań</w:t>
-            </w:r>
-          </w:p>
-          <w:p>
-            <w:pPr>
-              <w:spacing w:before="20" w:after="20"/>
-            </w:pPr>
-            <w:r>
-              <w:rPr>
-                <w:rFonts w:ascii="Aptos" w:hAnsi="Aptos"/>
-                <w:sz w:val="22"/>
-              </w:rPr>
-              <w:t>4. analiza przypadków</w:t>
-            </w:r>
-          </w:p>
-          <w:p>
-            <w:pPr>
-              <w:spacing w:before="20" w:after="20"/>
-            </w:pPr>
-            <w:r>
-              <w:rPr>
-                <w:rFonts w:ascii="Aptos" w:hAnsi="Aptos"/>
-                <w:sz w:val="22"/>
-              </w:rPr>
-              <w:t>5. prezentacje</w:t>
-            </w:r>
-          </w:p>
-          <w:p>
-            <w:pPr>
-              <w:spacing w:before="20" w:after="20"/>
-            </w:pPr>
-            <w:r>
-              <w:rPr>
-                <w:rFonts w:ascii="Aptos" w:hAnsi="Aptos"/>
-                <w:sz w:val="22"/>
-              </w:rPr>
-              <w:t>6. praca w Unreal Engine</w:t>
-            </w:r>
-          </w:p>
-          <w:p>
-            <w:pPr>
-              <w:spacing w:before="20" w:after="20"/>
-            </w:pPr>
-            <w:r>
-              <w:rPr>
-                <w:rFonts w:ascii="Aptos" w:hAnsi="Aptos"/>
-                <w:sz w:val="22"/>
-              </w:rPr>
-              <w:t>7. Kryteria oceny</w:t>
-            </w:r>
-          </w:p>
-          <w:p>
-            <w:pPr>
-              <w:spacing w:before="20" w:after="20"/>
-            </w:pPr>
-            <w:r>
-              <w:rPr>
-                <w:rFonts w:ascii="Aptos" w:hAnsi="Aptos"/>
-                <w:sz w:val="22"/>
-              </w:rPr>
-              <w:t>8. Studenci prezentują swoje projekty (gry) i są oceniani przez publiczność punktowo:</w:t>
-            </w:r>
-          </w:p>
-          <w:p>
-            <w:pPr>
-              <w:spacing w:before="20" w:after="20"/>
-            </w:pPr>
-            <w:r>
-              <w:rPr>
-                <w:rFonts w:ascii="Aptos" w:hAnsi="Aptos"/>
-                <w:sz w:val="22"/>
-              </w:rPr>
-              <w:t>9. Styl (1-10)</w:t>
-            </w:r>
-          </w:p>
-          <w:p>
-            <w:pPr>
-              <w:spacing w:before="20" w:after="20"/>
-            </w:pPr>
-            <w:r>
-              <w:rPr>
-                <w:rFonts w:ascii="Aptos" w:hAnsi="Aptos"/>
-                <w:sz w:val="22"/>
-              </w:rPr>
-              <w:t>10. Rozgrywka (1-10)</w:t>
-            </w:r>
-          </w:p>
-          <w:p>
-            <w:pPr>
-              <w:spacing w:before="20" w:after="20"/>
-            </w:pPr>
-            <w:r>
-              <w:rPr>
-                <w:rFonts w:ascii="Aptos" w:hAnsi="Aptos"/>
-                <w:sz w:val="22"/>
-              </w:rPr>
-              <w:t>11. Zabawa (1-10)</w:t>
-            </w:r>
-          </w:p>
-          <w:p>
-            <w:pPr>
-              <w:spacing w:before="20" w:after="20"/>
-            </w:pPr>
-            <w:r>
-              <w:rPr>
-                <w:rFonts w:ascii="Aptos" w:hAnsi="Aptos"/>
-                <w:sz w:val="22"/>
-              </w:rPr>
-              <w:t>12. Kreatywność (1-10)</w:t>
-            </w:r>
-          </w:p>
-          <w:p>
-            <w:pPr>
-              <w:spacing w:before="20" w:after="20"/>
-            </w:pPr>
-            <w:r>
-              <w:rPr>
-                <w:rFonts w:ascii="Aptos" w:hAnsi="Aptos"/>
-                <w:sz w:val="22"/>
-              </w:rPr>
-              <w:t>13. Ukończenie (1-10)</w:t>
-            </w:r>
-          </w:p>
-          <w:p>
-            <w:pPr>
-              <w:spacing w:before="20" w:after="20"/>
-            </w:pPr>
-            <w:r>
-              <w:rPr>
-                <w:rFonts w:ascii="Aptos" w:hAnsi="Aptos"/>
-                <w:sz w:val="22"/>
-              </w:rPr>
-              <w:t>14. Studenci opowiadają także o swoim wkładzie w projekt i przyznają sobie punkty za:</w:t>
-            </w:r>
-          </w:p>
-          <w:p>
-            <w:pPr>
-              <w:spacing w:before="20" w:after="20"/>
-            </w:pPr>
-            <w:r>
-              <w:rPr>
-                <w:rFonts w:ascii="Aptos" w:hAnsi="Aptos"/>
-                <w:sz w:val="22"/>
-              </w:rPr>
-              <w:t>15. Wysiłek (1-10).</w:t>
-            </w:r>
-          </w:p>
-          <w:p>
-            <w:pPr>
-              <w:spacing w:before="20" w:after="20"/>
-            </w:pPr>
-            <w:r>
-              <w:rPr>
-                <w:rFonts w:ascii="Aptos" w:hAnsi="Aptos"/>
-                <w:sz w:val="22"/>
-              </w:rPr>
-              <w:t>16. Następnie obliczana jest ocena grupowa. Każda osoba z grupy określa, czy jej ocena końcowa powinna być taka sama jak ocena grupowa, czy też powinna otrzymać ocenę wyższą lub niższą. Ocena ta staje się oceną końcową dla każdego ucznia.</w:t>
             </w:r>
           </w:p>
         </w:tc>
@@ -1698,7 +1625,7 @@
                 <w:rFonts w:ascii="Aptos" w:hAnsi="Aptos"/>
                 <w:sz w:val="22"/>
               </w:rPr>
-              <w:t>1. wykład z elementami dyskusji z prezentacją multimedialną, wykład zaproszony</w:t>
+              <w:t>1. prezentacja projektu i dokumentacji</w:t>
             </w:r>
           </w:p>
           <w:p>
@@ -1710,175 +1637,7 @@
                 <w:rFonts w:ascii="Aptos" w:hAnsi="Aptos"/>
                 <w:sz w:val="22"/>
               </w:rPr>
-              <w:t>2. burza mózgów</w:t>
-            </w:r>
-          </w:p>
-          <w:p>
-            <w:pPr>
-              <w:spacing w:before="20" w:after="20"/>
-            </w:pPr>
-            <w:r>
-              <w:rPr>
-                <w:rFonts w:ascii="Aptos" w:hAnsi="Aptos"/>
-                <w:sz w:val="22"/>
-              </w:rPr>
-              <w:t>3. rozwiązywanie zadań</w:t>
-            </w:r>
-          </w:p>
-          <w:p>
-            <w:pPr>
-              <w:spacing w:before="20" w:after="20"/>
-            </w:pPr>
-            <w:r>
-              <w:rPr>
-                <w:rFonts w:ascii="Aptos" w:hAnsi="Aptos"/>
-                <w:sz w:val="22"/>
-              </w:rPr>
-              <w:t>4. analiza przypadków</w:t>
-            </w:r>
-          </w:p>
-          <w:p>
-            <w:pPr>
-              <w:spacing w:before="20" w:after="20"/>
-            </w:pPr>
-            <w:r>
-              <w:rPr>
-                <w:rFonts w:ascii="Aptos" w:hAnsi="Aptos"/>
-                <w:sz w:val="22"/>
-              </w:rPr>
-              <w:t>5. prezentacje</w:t>
-            </w:r>
-          </w:p>
-          <w:p>
-            <w:pPr>
-              <w:spacing w:before="20" w:after="20"/>
-            </w:pPr>
-            <w:r>
-              <w:rPr>
-                <w:rFonts w:ascii="Aptos" w:hAnsi="Aptos"/>
-                <w:sz w:val="22"/>
-              </w:rPr>
-              <w:t>6. praca w Unreal Engine</w:t>
-            </w:r>
-          </w:p>
-          <w:p>
-            <w:pPr>
-              <w:spacing w:before="20" w:after="20"/>
-            </w:pPr>
-            <w:r>
-              <w:rPr>
-                <w:rFonts w:ascii="Aptos" w:hAnsi="Aptos"/>
-                <w:sz w:val="22"/>
-              </w:rPr>
-              <w:t>7. Kryteria oceny</w:t>
-            </w:r>
-          </w:p>
-          <w:p>
-            <w:pPr>
-              <w:spacing w:before="20" w:after="20"/>
-            </w:pPr>
-            <w:r>
-              <w:rPr>
-                <w:rFonts w:ascii="Aptos" w:hAnsi="Aptos"/>
-                <w:sz w:val="22"/>
-              </w:rPr>
-              <w:t>8. Studenci prezentują swoje projekty (gry) i są oceniani przez publiczność punktowo:</w:t>
-            </w:r>
-          </w:p>
-          <w:p>
-            <w:pPr>
-              <w:spacing w:before="20" w:after="20"/>
-            </w:pPr>
-            <w:r>
-              <w:rPr>
-                <w:rFonts w:ascii="Aptos" w:hAnsi="Aptos"/>
-                <w:sz w:val="22"/>
-              </w:rPr>
-              <w:t>9. Styl (1-10)</w:t>
-            </w:r>
-          </w:p>
-          <w:p>
-            <w:pPr>
-              <w:spacing w:before="20" w:after="20"/>
-            </w:pPr>
-            <w:r>
-              <w:rPr>
-                <w:rFonts w:ascii="Aptos" w:hAnsi="Aptos"/>
-                <w:sz w:val="22"/>
-              </w:rPr>
-              <w:t>10. Rozgrywka (1-10)</w:t>
-            </w:r>
-          </w:p>
-          <w:p>
-            <w:pPr>
-              <w:spacing w:before="20" w:after="20"/>
-            </w:pPr>
-            <w:r>
-              <w:rPr>
-                <w:rFonts w:ascii="Aptos" w:hAnsi="Aptos"/>
-                <w:sz w:val="22"/>
-              </w:rPr>
-              <w:t>11. Zabawa (1-10)</w:t>
-            </w:r>
-          </w:p>
-          <w:p>
-            <w:pPr>
-              <w:spacing w:before="20" w:after="20"/>
-            </w:pPr>
-            <w:r>
-              <w:rPr>
-                <w:rFonts w:ascii="Aptos" w:hAnsi="Aptos"/>
-                <w:sz w:val="22"/>
-              </w:rPr>
-              <w:t>12. Kreatywność (1-10)</w:t>
-            </w:r>
-          </w:p>
-          <w:p>
-            <w:pPr>
-              <w:spacing w:before="20" w:after="20"/>
-            </w:pPr>
-            <w:r>
-              <w:rPr>
-                <w:rFonts w:ascii="Aptos" w:hAnsi="Aptos"/>
-                <w:sz w:val="22"/>
-              </w:rPr>
-              <w:t>13. Ukończenie (1-10)</w:t>
-            </w:r>
-          </w:p>
-          <w:p>
-            <w:pPr>
-              <w:spacing w:before="20" w:after="20"/>
-            </w:pPr>
-            <w:r>
-              <w:rPr>
-                <w:rFonts w:ascii="Aptos" w:hAnsi="Aptos"/>
-                <w:sz w:val="22"/>
-              </w:rPr>
-              <w:t>14. Studenci opowiadają także o swoim wkładzie w projekt i przyznają sobie punkty za:</w:t>
-            </w:r>
-          </w:p>
-          <w:p>
-            <w:pPr>
-              <w:spacing w:before="20" w:after="20"/>
-            </w:pPr>
-            <w:r>
-              <w:rPr>
-                <w:rFonts w:ascii="Aptos" w:hAnsi="Aptos"/>
-                <w:sz w:val="22"/>
-              </w:rPr>
-              <w:t>15. Wysiłek (1-10).</w:t>
-            </w:r>
-          </w:p>
-          <w:p>
-            <w:pPr>
-              <w:spacing w:before="20" w:after="20"/>
-            </w:pPr>
-            <w:r>
-              <w:rPr>
-                <w:rFonts w:ascii="Aptos" w:hAnsi="Aptos"/>
-                <w:sz w:val="22"/>
-              </w:rPr>
-              <w:t>16. Następnie obliczana jest ocena grupowa. Każda osoba z grupy określa, czy jej ocena końcowa powinna być taka sama jak ocena grupowa, czy też powinna otrzymać ocenę wyższą lub niższą. Ocena ta staje się oceną końcową dla każdego ucznia.</w:t>
+              <w:t>2. ocena sporządzonego oprogramowania</w:t>
             </w:r>
           </w:p>
         </w:tc>
@@ -2119,14 +1878,14 @@
         <w:tblW w:w="5000" w:type="pct"/>
       </w:tblPr>
       <w:tblGrid>
-        <w:gridCol w:w="3324"/>
-        <w:gridCol w:w="3324"/>
-        <w:gridCol w:w="3324"/>
+        <w:gridCol w:w="680"/>
+        <w:gridCol w:w="4536"/>
+        <w:gridCol w:w="4252"/>
       </w:tblGrid>
       <w:tr>
         <w:tc>
           <w:tcPr>
-            <w:tcW w:type="dxa" w:w="9972"/>
+            <w:tcW w:type="dxa" w:w="9468"/>
             <w:gridSpan w:val="3"/>
             <w:shd w:val="clear" w:color="auto" w:fill="D9D9D9"/>
           </w:tcPr>
@@ -2149,7 +1908,7 @@
       <w:tr>
         <w:tc>
           <w:tcPr>
-            <w:tcW w:type="dxa" w:w="3324"/>
+            <w:tcW w:type="dxa" w:w="680"/>
             <w:shd w:val="clear" w:color="auto" w:fill="D9D9D9"/>
           </w:tcPr>
           <w:p>
@@ -2169,7 +1928,7 @@
         </w:tc>
         <w:tc>
           <w:tcPr>
-            <w:tcW w:type="dxa" w:w="3324"/>
+            <w:tcW w:type="dxa" w:w="4536"/>
             <w:shd w:val="clear" w:color="auto" w:fill="D9D9D9"/>
           </w:tcPr>
           <w:p>
@@ -2189,7 +1948,7 @@
         </w:tc>
         <w:tc>
           <w:tcPr>
-            <w:tcW w:type="dxa" w:w="3324"/>
+            <w:tcW w:type="dxa" w:w="4252"/>
             <w:shd w:val="clear" w:color="auto" w:fill="D9D9D9"/>
           </w:tcPr>
           <w:p>
@@ -2211,7 +1970,7 @@
       <w:tr>
         <w:tc>
           <w:tcPr>
-            <w:tcW w:type="dxa" w:w="3324"/>
+            <w:tcW w:type="dxa" w:w="680"/>
           </w:tcPr>
           <w:p>
             <w:pPr>
@@ -2230,7 +1989,7 @@
         </w:tc>
         <w:tc>
           <w:tcPr>
-            <w:tcW w:type="dxa" w:w="3324"/>
+            <w:tcW w:type="dxa" w:w="4536"/>
           </w:tcPr>
           <w:p>
             <w:pPr>
@@ -2249,7 +2008,7 @@
         </w:tc>
         <w:tc>
           <w:tcPr>
-            <w:tcW w:type="dxa" w:w="3324"/>
+            <w:tcW w:type="dxa" w:w="4252"/>
           </w:tcPr>
           <w:p>
             <w:pPr>
@@ -2269,7 +2028,7 @@
       <w:tr>
         <w:tc>
           <w:tcPr>
-            <w:tcW w:type="dxa" w:w="3324"/>
+            <w:tcW w:type="dxa" w:w="680"/>
           </w:tcPr>
           <w:p>
             <w:pPr>
@@ -2288,7 +2047,7 @@
         </w:tc>
         <w:tc>
           <w:tcPr>
-            <w:tcW w:type="dxa" w:w="3324"/>
+            <w:tcW w:type="dxa" w:w="4536"/>
           </w:tcPr>
           <w:p>
             <w:pPr>
@@ -2307,7 +2066,7 @@
         </w:tc>
         <w:tc>
           <w:tcPr>
-            <w:tcW w:type="dxa" w:w="3324"/>
+            <w:tcW w:type="dxa" w:w="4252"/>
           </w:tcPr>
           <w:p>
             <w:pPr>
@@ -2327,7 +2086,7 @@
       <w:tr>
         <w:tc>
           <w:tcPr>
-            <w:tcW w:type="dxa" w:w="3324"/>
+            <w:tcW w:type="dxa" w:w="680"/>
           </w:tcPr>
           <w:p>
             <w:pPr>
@@ -2346,7 +2105,7 @@
         </w:tc>
         <w:tc>
           <w:tcPr>
-            <w:tcW w:type="dxa" w:w="3324"/>
+            <w:tcW w:type="dxa" w:w="4536"/>
           </w:tcPr>
           <w:p>
             <w:pPr>
@@ -2365,7 +2124,7 @@
         </w:tc>
         <w:tc>
           <w:tcPr>
-            <w:tcW w:type="dxa" w:w="3324"/>
+            <w:tcW w:type="dxa" w:w="4252"/>
           </w:tcPr>
           <w:p>
             <w:pPr>
@@ -2385,7 +2144,7 @@
       <w:tr>
         <w:tc>
           <w:tcPr>
-            <w:tcW w:type="dxa" w:w="3324"/>
+            <w:tcW w:type="dxa" w:w="680"/>
           </w:tcPr>
           <w:p>
             <w:pPr>
@@ -2404,7 +2163,7 @@
         </w:tc>
         <w:tc>
           <w:tcPr>
-            <w:tcW w:type="dxa" w:w="3324"/>
+            <w:tcW w:type="dxa" w:w="4536"/>
           </w:tcPr>
           <w:p>
             <w:pPr>
@@ -2423,7 +2182,7 @@
         </w:tc>
         <w:tc>
           <w:tcPr>
-            <w:tcW w:type="dxa" w:w="3324"/>
+            <w:tcW w:type="dxa" w:w="4252"/>
           </w:tcPr>
           <w:p>
             <w:pPr>
@@ -2443,7 +2202,7 @@
       <w:tr>
         <w:tc>
           <w:tcPr>
-            <w:tcW w:type="dxa" w:w="3324"/>
+            <w:tcW w:type="dxa" w:w="680"/>
           </w:tcPr>
           <w:p>
             <w:pPr>
@@ -2462,7 +2221,7 @@
         </w:tc>
         <w:tc>
           <w:tcPr>
-            <w:tcW w:type="dxa" w:w="3324"/>
+            <w:tcW w:type="dxa" w:w="4536"/>
           </w:tcPr>
           <w:p>
             <w:pPr>
@@ -2481,7 +2240,7 @@
         </w:tc>
         <w:tc>
           <w:tcPr>
-            <w:tcW w:type="dxa" w:w="3324"/>
+            <w:tcW w:type="dxa" w:w="4252"/>
           </w:tcPr>
           <w:p>
             <w:pPr>
@@ -2501,7 +2260,7 @@
       <w:tr>
         <w:tc>
           <w:tcPr>
-            <w:tcW w:type="dxa" w:w="3324"/>
+            <w:tcW w:type="dxa" w:w="680"/>
           </w:tcPr>
           <w:p>
             <w:pPr>
@@ -2520,7 +2279,7 @@
         </w:tc>
         <w:tc>
           <w:tcPr>
-            <w:tcW w:type="dxa" w:w="3324"/>
+            <w:tcW w:type="dxa" w:w="4536"/>
           </w:tcPr>
           <w:p>
             <w:pPr>
@@ -2539,7 +2298,7 @@
         </w:tc>
         <w:tc>
           <w:tcPr>
-            <w:tcW w:type="dxa" w:w="3324"/>
+            <w:tcW w:type="dxa" w:w="4252"/>
           </w:tcPr>
           <w:p>
             <w:pPr>
@@ -2559,7 +2318,7 @@
       <w:tr>
         <w:tc>
           <w:tcPr>
-            <w:tcW w:type="dxa" w:w="3324"/>
+            <w:tcW w:type="dxa" w:w="680"/>
           </w:tcPr>
           <w:p>
             <w:pPr>
@@ -2578,7 +2337,7 @@
         </w:tc>
         <w:tc>
           <w:tcPr>
-            <w:tcW w:type="dxa" w:w="3324"/>
+            <w:tcW w:type="dxa" w:w="4536"/>
           </w:tcPr>
           <w:p>
             <w:pPr>
@@ -2597,7 +2356,7 @@
         </w:tc>
         <w:tc>
           <w:tcPr>
-            <w:tcW w:type="dxa" w:w="3324"/>
+            <w:tcW w:type="dxa" w:w="4252"/>
           </w:tcPr>
           <w:p>
             <w:pPr>
@@ -2617,7 +2376,7 @@
       <w:tr>
         <w:tc>
           <w:tcPr>
-            <w:tcW w:type="dxa" w:w="3324"/>
+            <w:tcW w:type="dxa" w:w="680"/>
           </w:tcPr>
           <w:p>
             <w:pPr>
@@ -2636,7 +2395,7 @@
         </w:tc>
         <w:tc>
           <w:tcPr>
-            <w:tcW w:type="dxa" w:w="3324"/>
+            <w:tcW w:type="dxa" w:w="4536"/>
           </w:tcPr>
           <w:p>
             <w:pPr>
@@ -2655,7 +2414,7 @@
         </w:tc>
         <w:tc>
           <w:tcPr>
-            <w:tcW w:type="dxa" w:w="3324"/>
+            <w:tcW w:type="dxa" w:w="4252"/>
           </w:tcPr>
           <w:p>
             <w:pPr>
@@ -2675,7 +2434,7 @@
       <w:tr>
         <w:tc>
           <w:tcPr>
-            <w:tcW w:type="dxa" w:w="3324"/>
+            <w:tcW w:type="dxa" w:w="680"/>
           </w:tcPr>
           <w:p>
             <w:pPr>
@@ -2694,7 +2453,7 @@
         </w:tc>
         <w:tc>
           <w:tcPr>
-            <w:tcW w:type="dxa" w:w="3324"/>
+            <w:tcW w:type="dxa" w:w="4536"/>
           </w:tcPr>
           <w:p>
             <w:pPr>
@@ -2713,7 +2472,7 @@
         </w:tc>
         <w:tc>
           <w:tcPr>
-            <w:tcW w:type="dxa" w:w="3324"/>
+            <w:tcW w:type="dxa" w:w="4252"/>
           </w:tcPr>
           <w:p>
             <w:pPr>
@@ -2733,7 +2492,7 @@
       <w:tr>
         <w:tc>
           <w:tcPr>
-            <w:tcW w:type="dxa" w:w="3324"/>
+            <w:tcW w:type="dxa" w:w="680"/>
           </w:tcPr>
           <w:p>
             <w:pPr>
@@ -2752,7 +2511,7 @@
         </w:tc>
         <w:tc>
           <w:tcPr>
-            <w:tcW w:type="dxa" w:w="3324"/>
+            <w:tcW w:type="dxa" w:w="4536"/>
           </w:tcPr>
           <w:p>
             <w:pPr>
@@ -2771,7 +2530,7 @@
         </w:tc>
         <w:tc>
           <w:tcPr>
-            <w:tcW w:type="dxa" w:w="3324"/>
+            <w:tcW w:type="dxa" w:w="4252"/>
           </w:tcPr>
           <w:p>
             <w:pPr>
@@ -2791,7 +2550,7 @@
       <w:tr>
         <w:tc>
           <w:tcPr>
-            <w:tcW w:type="dxa" w:w="3324"/>
+            <w:tcW w:type="dxa" w:w="680"/>
           </w:tcPr>
           <w:p>
             <w:pPr>
@@ -2810,7 +2569,7 @@
         </w:tc>
         <w:tc>
           <w:tcPr>
-            <w:tcW w:type="dxa" w:w="3324"/>
+            <w:tcW w:type="dxa" w:w="4536"/>
           </w:tcPr>
           <w:p>
             <w:pPr>
@@ -2829,7 +2588,7 @@
         </w:tc>
         <w:tc>
           <w:tcPr>
-            <w:tcW w:type="dxa" w:w="3324"/>
+            <w:tcW w:type="dxa" w:w="4252"/>
           </w:tcPr>
           <w:p>
             <w:pPr>
@@ -2849,7 +2608,7 @@
       <w:tr>
         <w:tc>
           <w:tcPr>
-            <w:tcW w:type="dxa" w:w="3324"/>
+            <w:tcW w:type="dxa" w:w="680"/>
           </w:tcPr>
           <w:p>
             <w:pPr>
@@ -2868,7 +2627,7 @@
         </w:tc>
         <w:tc>
           <w:tcPr>
-            <w:tcW w:type="dxa" w:w="3324"/>
+            <w:tcW w:type="dxa" w:w="4536"/>
           </w:tcPr>
           <w:p>
             <w:pPr>
@@ -2887,7 +2646,7 @@
         </w:tc>
         <w:tc>
           <w:tcPr>
-            <w:tcW w:type="dxa" w:w="3324"/>
+            <w:tcW w:type="dxa" w:w="4252"/>
           </w:tcPr>
           <w:p>
             <w:pPr>
@@ -2907,7 +2666,7 @@
       <w:tr>
         <w:tc>
           <w:tcPr>
-            <w:tcW w:type="dxa" w:w="3324"/>
+            <w:tcW w:type="dxa" w:w="680"/>
           </w:tcPr>
           <w:p>
             <w:pPr>
@@ -2926,7 +2685,7 @@
         </w:tc>
         <w:tc>
           <w:tcPr>
-            <w:tcW w:type="dxa" w:w="3324"/>
+            <w:tcW w:type="dxa" w:w="4536"/>
           </w:tcPr>
           <w:p>
             <w:pPr>
@@ -2945,7 +2704,7 @@
         </w:tc>
         <w:tc>
           <w:tcPr>
-            <w:tcW w:type="dxa" w:w="3324"/>
+            <w:tcW w:type="dxa" w:w="4252"/>
           </w:tcPr>
           <w:p>
             <w:pPr>
@@ -2965,7 +2724,7 @@
       <w:tr>
         <w:tc>
           <w:tcPr>
-            <w:tcW w:type="dxa" w:w="3324"/>
+            <w:tcW w:type="dxa" w:w="680"/>
           </w:tcPr>
           <w:p>
             <w:pPr>
@@ -2984,7 +2743,7 @@
         </w:tc>
         <w:tc>
           <w:tcPr>
-            <w:tcW w:type="dxa" w:w="3324"/>
+            <w:tcW w:type="dxa" w:w="4536"/>
           </w:tcPr>
           <w:p>
             <w:pPr>
@@ -3003,7 +2762,7 @@
         </w:tc>
         <w:tc>
           <w:tcPr>
-            <w:tcW w:type="dxa" w:w="3324"/>
+            <w:tcW w:type="dxa" w:w="4252"/>
           </w:tcPr>
           <w:p>
             <w:pPr>
@@ -3023,7 +2782,7 @@
       <w:tr>
         <w:tc>
           <w:tcPr>
-            <w:tcW w:type="dxa" w:w="3324"/>
+            <w:tcW w:type="dxa" w:w="680"/>
           </w:tcPr>
           <w:p>
             <w:pPr>
@@ -3042,7 +2801,7 @@
         </w:tc>
         <w:tc>
           <w:tcPr>
-            <w:tcW w:type="dxa" w:w="3324"/>
+            <w:tcW w:type="dxa" w:w="4536"/>
           </w:tcPr>
           <w:p>
             <w:pPr>
@@ -3061,7 +2820,7 @@
         </w:tc>
         <w:tc>
           <w:tcPr>
-            <w:tcW w:type="dxa" w:w="3324"/>
+            <w:tcW w:type="dxa" w:w="4252"/>
           </w:tcPr>
           <w:p>
             <w:pPr>
@@ -3081,7 +2840,7 @@
       <w:tr>
         <w:tc>
           <w:tcPr>
-            <w:tcW w:type="dxa" w:w="3324"/>
+            <w:tcW w:type="dxa" w:w="680"/>
           </w:tcPr>
           <w:p>
             <w:pPr>
@@ -3100,7 +2859,7 @@
         </w:tc>
         <w:tc>
           <w:tcPr>
-            <w:tcW w:type="dxa" w:w="3324"/>
+            <w:tcW w:type="dxa" w:w="4536"/>
           </w:tcPr>
           <w:p>
             <w:pPr>
@@ -3119,7 +2878,7 @@
         </w:tc>
         <w:tc>
           <w:tcPr>
-            <w:tcW w:type="dxa" w:w="3324"/>
+            <w:tcW w:type="dxa" w:w="4252"/>
           </w:tcPr>
           <w:p>
             <w:pPr>
@@ -3139,7 +2898,7 @@
       <w:tr>
         <w:tc>
           <w:tcPr>
-            <w:tcW w:type="dxa" w:w="3324"/>
+            <w:tcW w:type="dxa" w:w="680"/>
           </w:tcPr>
           <w:p>
             <w:pPr>
@@ -3158,7 +2917,7 @@
         </w:tc>
         <w:tc>
           <w:tcPr>
-            <w:tcW w:type="dxa" w:w="3324"/>
+            <w:tcW w:type="dxa" w:w="4536"/>
           </w:tcPr>
           <w:p>
             <w:pPr>
@@ -3177,7 +2936,7 @@
         </w:tc>
         <w:tc>
           <w:tcPr>
-            <w:tcW w:type="dxa" w:w="3324"/>
+            <w:tcW w:type="dxa" w:w="4252"/>
           </w:tcPr>
           <w:p>
             <w:pPr>
@@ -3197,7 +2956,7 @@
       <w:tr>
         <w:tc>
           <w:tcPr>
-            <w:tcW w:type="dxa" w:w="3324"/>
+            <w:tcW w:type="dxa" w:w="680"/>
           </w:tcPr>
           <w:p>
             <w:pPr>
@@ -3216,7 +2975,7 @@
         </w:tc>
         <w:tc>
           <w:tcPr>
-            <w:tcW w:type="dxa" w:w="3324"/>
+            <w:tcW w:type="dxa" w:w="4536"/>
           </w:tcPr>
           <w:p>
             <w:pPr>
@@ -3235,7 +2994,7 @@
         </w:tc>
         <w:tc>
           <w:tcPr>
-            <w:tcW w:type="dxa" w:w="3324"/>
+            <w:tcW w:type="dxa" w:w="4252"/>
           </w:tcPr>
           <w:p>
             <w:pPr>
@@ -3255,7 +3014,7 @@
       <w:tr>
         <w:tc>
           <w:tcPr>
-            <w:tcW w:type="dxa" w:w="3324"/>
+            <w:tcW w:type="dxa" w:w="680"/>
           </w:tcPr>
           <w:p>
             <w:pPr>
@@ -3274,7 +3033,7 @@
         </w:tc>
         <w:tc>
           <w:tcPr>
-            <w:tcW w:type="dxa" w:w="3324"/>
+            <w:tcW w:type="dxa" w:w="4536"/>
           </w:tcPr>
           <w:p>
             <w:pPr>
@@ -3293,7 +3052,7 @@
         </w:tc>
         <w:tc>
           <w:tcPr>
-            <w:tcW w:type="dxa" w:w="3324"/>
+            <w:tcW w:type="dxa" w:w="4252"/>
           </w:tcPr>
           <w:p>
             <w:pPr>
@@ -3313,7 +3072,7 @@
       <w:tr>
         <w:tc>
           <w:tcPr>
-            <w:tcW w:type="dxa" w:w="3324"/>
+            <w:tcW w:type="dxa" w:w="680"/>
           </w:tcPr>
           <w:p>
             <w:pPr>
@@ -3332,7 +3091,7 @@
         </w:tc>
         <w:tc>
           <w:tcPr>
-            <w:tcW w:type="dxa" w:w="3324"/>
+            <w:tcW w:type="dxa" w:w="4536"/>
           </w:tcPr>
           <w:p>
             <w:pPr>
@@ -3351,7 +3110,7 @@
         </w:tc>
         <w:tc>
           <w:tcPr>
-            <w:tcW w:type="dxa" w:w="3324"/>
+            <w:tcW w:type="dxa" w:w="4252"/>
           </w:tcPr>
           <w:p>
             <w:pPr>
@@ -3371,7 +3130,7 @@
       <w:tr>
         <w:tc>
           <w:tcPr>
-            <w:tcW w:type="dxa" w:w="3324"/>
+            <w:tcW w:type="dxa" w:w="680"/>
           </w:tcPr>
           <w:p>
             <w:pPr>
@@ -3390,7 +3149,7 @@
         </w:tc>
         <w:tc>
           <w:tcPr>
-            <w:tcW w:type="dxa" w:w="3324"/>
+            <w:tcW w:type="dxa" w:w="4536"/>
           </w:tcPr>
           <w:p>
             <w:pPr>
@@ -3409,7 +3168,7 @@
         </w:tc>
         <w:tc>
           <w:tcPr>
-            <w:tcW w:type="dxa" w:w="3324"/>
+            <w:tcW w:type="dxa" w:w="4252"/>
           </w:tcPr>
           <w:p>
             <w:pPr>
@@ -3429,7 +3188,7 @@
       <w:tr>
         <w:tc>
           <w:tcPr>
-            <w:tcW w:type="dxa" w:w="3324"/>
+            <w:tcW w:type="dxa" w:w="680"/>
           </w:tcPr>
           <w:p>
             <w:pPr>
@@ -3448,7 +3207,7 @@
         </w:tc>
         <w:tc>
           <w:tcPr>
-            <w:tcW w:type="dxa" w:w="3324"/>
+            <w:tcW w:type="dxa" w:w="4536"/>
           </w:tcPr>
           <w:p>
             <w:pPr>
@@ -3467,7 +3226,7 @@
         </w:tc>
         <w:tc>
           <w:tcPr>
-            <w:tcW w:type="dxa" w:w="3324"/>
+            <w:tcW w:type="dxa" w:w="4252"/>
           </w:tcPr>
           <w:p>
             <w:pPr>
@@ -3487,7 +3246,7 @@
       <w:tr>
         <w:tc>
           <w:tcPr>
-            <w:tcW w:type="dxa" w:w="3324"/>
+            <w:tcW w:type="dxa" w:w="680"/>
           </w:tcPr>
           <w:p>
             <w:pPr>
@@ -3506,7 +3265,7 @@
         </w:tc>
         <w:tc>
           <w:tcPr>
-            <w:tcW w:type="dxa" w:w="3324"/>
+            <w:tcW w:type="dxa" w:w="4536"/>
           </w:tcPr>
           <w:p>
             <w:pPr>
@@ -3525,7 +3284,7 @@
         </w:tc>
         <w:tc>
           <w:tcPr>
-            <w:tcW w:type="dxa" w:w="3324"/>
+            <w:tcW w:type="dxa" w:w="4252"/>
           </w:tcPr>
           <w:p>
             <w:pPr>
@@ -3545,7 +3304,7 @@
       <w:tr>
         <w:tc>
           <w:tcPr>
-            <w:tcW w:type="dxa" w:w="3324"/>
+            <w:tcW w:type="dxa" w:w="680"/>
           </w:tcPr>
           <w:p>
             <w:pPr>
@@ -3564,7 +3323,7 @@
         </w:tc>
         <w:tc>
           <w:tcPr>
-            <w:tcW w:type="dxa" w:w="3324"/>
+            <w:tcW w:type="dxa" w:w="4536"/>
           </w:tcPr>
           <w:p>
             <w:pPr>
@@ -3583,7 +3342,7 @@
         </w:tc>
         <w:tc>
           <w:tcPr>
-            <w:tcW w:type="dxa" w:w="3324"/>
+            <w:tcW w:type="dxa" w:w="4252"/>
           </w:tcPr>
           <w:p>
             <w:pPr>
@@ -3603,7 +3362,7 @@
       <w:tr>
         <w:tc>
           <w:tcPr>
-            <w:tcW w:type="dxa" w:w="3324"/>
+            <w:tcW w:type="dxa" w:w="680"/>
           </w:tcPr>
           <w:p>
             <w:pPr>
@@ -3622,7 +3381,7 @@
         </w:tc>
         <w:tc>
           <w:tcPr>
-            <w:tcW w:type="dxa" w:w="3324"/>
+            <w:tcW w:type="dxa" w:w="4536"/>
           </w:tcPr>
           <w:p>
             <w:pPr>
@@ -3641,7 +3400,7 @@
         </w:tc>
         <w:tc>
           <w:tcPr>
-            <w:tcW w:type="dxa" w:w="3324"/>
+            <w:tcW w:type="dxa" w:w="4252"/>
           </w:tcPr>
           <w:p>
             <w:pPr>
@@ -3661,7 +3420,7 @@
       <w:tr>
         <w:tc>
           <w:tcPr>
-            <w:tcW w:type="dxa" w:w="3324"/>
+            <w:tcW w:type="dxa" w:w="680"/>
           </w:tcPr>
           <w:p>
             <w:pPr>
@@ -3680,7 +3439,7 @@
         </w:tc>
         <w:tc>
           <w:tcPr>
-            <w:tcW w:type="dxa" w:w="3324"/>
+            <w:tcW w:type="dxa" w:w="4536"/>
           </w:tcPr>
           <w:p>
             <w:pPr>
@@ -3699,7 +3458,7 @@
         </w:tc>
         <w:tc>
           <w:tcPr>
-            <w:tcW w:type="dxa" w:w="3324"/>
+            <w:tcW w:type="dxa" w:w="4252"/>
           </w:tcPr>
           <w:p>
             <w:pPr>
@@ -3719,7 +3478,7 @@
       <w:tr>
         <w:tc>
           <w:tcPr>
-            <w:tcW w:type="dxa" w:w="3324"/>
+            <w:tcW w:type="dxa" w:w="680"/>
           </w:tcPr>
           <w:p>
             <w:pPr>
@@ -3738,7 +3497,7 @@
         </w:tc>
         <w:tc>
           <w:tcPr>
-            <w:tcW w:type="dxa" w:w="3324"/>
+            <w:tcW w:type="dxa" w:w="4536"/>
           </w:tcPr>
           <w:p>
             <w:pPr>
@@ -3757,7 +3516,7 @@
         </w:tc>
         <w:tc>
           <w:tcPr>
-            <w:tcW w:type="dxa" w:w="3324"/>
+            <w:tcW w:type="dxa" w:w="4252"/>
           </w:tcPr>
           <w:p>
             <w:pPr>
@@ -3777,7 +3536,7 @@
       <w:tr>
         <w:tc>
           <w:tcPr>
-            <w:tcW w:type="dxa" w:w="3324"/>
+            <w:tcW w:type="dxa" w:w="680"/>
           </w:tcPr>
           <w:p>
             <w:pPr>
@@ -3796,7 +3555,7 @@
         </w:tc>
         <w:tc>
           <w:tcPr>
-            <w:tcW w:type="dxa" w:w="3324"/>
+            <w:tcW w:type="dxa" w:w="4536"/>
           </w:tcPr>
           <w:p>
             <w:pPr>
@@ -3815,7 +3574,7 @@
         </w:tc>
         <w:tc>
           <w:tcPr>
-            <w:tcW w:type="dxa" w:w="3324"/>
+            <w:tcW w:type="dxa" w:w="4252"/>
           </w:tcPr>
           <w:p>
             <w:pPr>
@@ -3835,7 +3594,7 @@
       <w:tr>
         <w:tc>
           <w:tcPr>
-            <w:tcW w:type="dxa" w:w="3324"/>
+            <w:tcW w:type="dxa" w:w="680"/>
           </w:tcPr>
           <w:p>
             <w:pPr>
@@ -3854,7 +3613,7 @@
         </w:tc>
         <w:tc>
           <w:tcPr>
-            <w:tcW w:type="dxa" w:w="3324"/>
+            <w:tcW w:type="dxa" w:w="4536"/>
           </w:tcPr>
           <w:p>
             <w:pPr>
@@ -3873,7 +3632,7 @@
         </w:tc>
         <w:tc>
           <w:tcPr>
-            <w:tcW w:type="dxa" w:w="3324"/>
+            <w:tcW w:type="dxa" w:w="4252"/>
           </w:tcPr>
           <w:p>
             <w:pPr>
@@ -3893,7 +3652,7 @@
       <w:tr>
         <w:tc>
           <w:tcPr>
-            <w:tcW w:type="dxa" w:w="3324"/>
+            <w:tcW w:type="dxa" w:w="680"/>
           </w:tcPr>
           <w:p>
             <w:pPr>
@@ -3912,7 +3671,7 @@
         </w:tc>
         <w:tc>
           <w:tcPr>
-            <w:tcW w:type="dxa" w:w="3324"/>
+            <w:tcW w:type="dxa" w:w="4536"/>
           </w:tcPr>
           <w:p>
             <w:pPr>
@@ -3931,7 +3690,7 @@
         </w:tc>
         <w:tc>
           <w:tcPr>
-            <w:tcW w:type="dxa" w:w="3324"/>
+            <w:tcW w:type="dxa" w:w="4252"/>
           </w:tcPr>
           <w:p>
             <w:pPr>
@@ -4480,6 +4239,7 @@
                 <w:i w:val="0"/>
                 <w:sz w:val="22"/>
               </w:rPr>
+              <w:t>prezentacja projektu i dokumentacji; ocena sporządzonego oprogramowania</w:t>
             </w:r>
           </w:p>
         </w:tc>
@@ -4537,6 +4297,7 @@
                 <w:i w:val="0"/>
                 <w:sz w:val="22"/>
               </w:rPr>
+              <w:t>prezentacja projektu i dokumentacji; ocena sporządzonego oprogramowania</w:t>
             </w:r>
           </w:p>
         </w:tc>
@@ -4699,6 +4460,7 @@
                 <w:i w:val="0"/>
                 <w:sz w:val="22"/>
               </w:rPr>
+              <w:t>prezentacja projektu i dokumentacji; ocena sporządzonego oprogramowania</w:t>
             </w:r>
           </w:p>
         </w:tc>
@@ -4756,6 +4518,7 @@
                 <w:i w:val="0"/>
                 <w:sz w:val="22"/>
               </w:rPr>
+              <w:t>prezentacja projektu i dokumentacji; ocena sporządzonego oprogramowania</w:t>
             </w:r>
           </w:p>
         </w:tc>
@@ -4813,6 +4576,7 @@
                 <w:i w:val="0"/>
                 <w:sz w:val="22"/>
               </w:rPr>
+              <w:t>prezentacja projektu i dokumentacji; ocena sporządzonego oprogramowania</w:t>
             </w:r>
           </w:p>
         </w:tc>
@@ -4870,6 +4634,7 @@
                 <w:i w:val="0"/>
                 <w:sz w:val="22"/>
               </w:rPr>
+              <w:t>prezentacja projektu i dokumentacji; ocena sporządzonego oprogramowania</w:t>
             </w:r>
           </w:p>
         </w:tc>
@@ -4927,6 +4692,7 @@
                 <w:i w:val="0"/>
                 <w:sz w:val="22"/>
               </w:rPr>
+              <w:t>prezentacja projektu i dokumentacji; ocena sporządzonego oprogramowania</w:t>
             </w:r>
           </w:p>
         </w:tc>
@@ -5089,6 +4855,7 @@
                 <w:i w:val="0"/>
                 <w:sz w:val="22"/>
               </w:rPr>
+              <w:t>prezentacja projektu i dokumentacji; ocena sporządzonego oprogramowania</w:t>
             </w:r>
           </w:p>
         </w:tc>
@@ -5146,6 +4913,7 @@
                 <w:i w:val="0"/>
                 <w:sz w:val="22"/>
               </w:rPr>
+              <w:t>prezentacja projektu i dokumentacji; ocena sporządzonego oprogramowania</w:t>
             </w:r>
           </w:p>
         </w:tc>
@@ -5203,6 +4971,7 @@
                 <w:i w:val="0"/>
                 <w:sz w:val="22"/>
               </w:rPr>
+              <w:t>prezentacja projektu i dokumentacji; ocena sporządzonego oprogramowania</w:t>
             </w:r>
           </w:p>
         </w:tc>
@@ -5260,6 +5029,7 @@
                 <w:i w:val="0"/>
                 <w:sz w:val="22"/>
               </w:rPr>
+              <w:t>prezentacja projektu i dokumentacji; ocena sporządzonego oprogramowania</w:t>
             </w:r>
           </w:p>
         </w:tc>
@@ -5317,6 +5087,7 @@
                 <w:i w:val="0"/>
                 <w:sz w:val="22"/>
               </w:rPr>
+              <w:t>prezentacja projektu i dokumentacji; ocena sporządzonego oprogramowania</w:t>
             </w:r>
           </w:p>
         </w:tc>
@@ -5422,62 +5193,6 @@
                 <w:sz w:val="16"/>
               </w:rPr>
               <w:t>Wyposażenie specjalistyczne konieczne do realizacji przedmiotu</w:t>
-            </w:r>
-          </w:p>
-        </w:tc>
-      </w:tr>
-      <w:tr>
-        <w:tc>
-          <w:tcPr>
-            <w:tcW w:type="dxa" w:w="3324"/>
-          </w:tcPr>
-          <w:p>
-            <w:pPr>
-              <w:spacing w:before="20" w:after="20"/>
-            </w:pPr>
-            <w:r>
-              <w:rPr>
-                <w:rFonts w:ascii="Aptos" w:hAnsi="Aptos"/>
-                <w:b w:val="0"/>
-                <w:i w:val="0"/>
-                <w:sz w:val="22"/>
-              </w:rPr>
-            </w:r>
-          </w:p>
-        </w:tc>
-        <w:tc>
-          <w:tcPr>
-            <w:tcW w:type="dxa" w:w="3324"/>
-          </w:tcPr>
-          <w:p>
-            <w:pPr>
-              <w:spacing w:before="20" w:after="20"/>
-            </w:pPr>
-            <w:r>
-              <w:rPr>
-                <w:rFonts w:ascii="Aptos" w:hAnsi="Aptos"/>
-                <w:b w:val="0"/>
-                <w:i w:val="0"/>
-                <w:sz w:val="22"/>
-              </w:rPr>
-            </w:r>
-          </w:p>
-        </w:tc>
-        <w:tc>
-          <w:tcPr>
-            <w:tcW w:type="dxa" w:w="3324"/>
-          </w:tcPr>
-          <w:p>
-            <w:pPr>
-              <w:spacing w:before="20" w:after="20"/>
-            </w:pPr>
-            <w:r>
-              <w:rPr>
-                <w:rFonts w:ascii="Aptos" w:hAnsi="Aptos"/>
-                <w:b w:val="0"/>
-                <w:i w:val="0"/>
-                <w:sz w:val="22"/>
-              </w:rPr>
             </w:r>
           </w:p>
         </w:tc>
